--- a/PP-salygos/templates/PRIEDAI_LTEN_KONFINFO.docx
+++ b/PP-salygos/templates/PRIEDAI_LTEN_KONFINFO.docx
@@ -1312,6 +1312,7 @@
                 <w:szCs w:val="20"/>
                 <w:lang w:val="en-US"/>
               </w:rPr>
+              <w:lastRenderedPageBreak/>
               <w:t>Information will be published</w:t>
             </w:r>
             <w:r>
@@ -1324,20 +1325,7 @@
                 <w:szCs w:val="20"/>
                 <w:lang w:val="en-US"/>
               </w:rPr>
-              <w:t xml:space="preserve"> in accordance with Article 32 (2) of the LP, PPO and case law, that states that the Supplier's data on the existence / absence of grounds for exclusion, the qualification data on which the supplier relies on in order to win </w:t>
-            </w:r>
-            <w:r>
-              <w:rPr>
-                <w:rFonts w:ascii="Arial" w:eastAsia="Times New Roman" w:hAnsi="Arial" w:cs="Arial"/>
-                <w:bCs/>
-                <w:i/>
-                <w:iCs/>
-                <w:sz w:val="20"/>
-                <w:szCs w:val="20"/>
-                <w:lang w:val="en-US"/>
-              </w:rPr>
-              <w:lastRenderedPageBreak/>
-              <w:t>the public procurement, cannot be considered confidential, except for such qualification documents, the disclosure of which would violate the Supplier's obligations under contracts with third parties (Article 32 (2) point 3 the LP) or disclosure of information is not possible under the Law on the Legal Protection of Personal Data.</w:t>
+              <w:t xml:space="preserve"> in accordance with Article 32 (2) of the LP, PPO and case law, that states that the Supplier's data on the existence / absence of grounds for exclusion, the qualification data on which the supplier relies on in order to win the public procurement, cannot be considered confidential, except for such qualification documents, the disclosure of which would violate the Supplier's obligations under contracts with third parties (Article 32 (2) point 3 the LP) or disclosure of information is not possible under the Law on the Legal Protection of Personal Data.</w:t>
             </w:r>
           </w:p>
         </w:tc>
@@ -2037,26 +2025,25 @@
                 <w:sz w:val="20"/>
                 <w:szCs w:val="20"/>
               </w:rPr>
-              <w:t xml:space="preserve">Siekiant užtikrinti, kad laimėjusių Dalyvių pasiūlymuose esančios informacijos paskelbimas neprieštarautų teisės aktų reikalavimams, teisėtiems Tiekėjų interesams arba netrukdytų laisvai konkuruoti tarpusavyje, </w:t>
-            </w:r>
-            <w:r>
-              <w:rPr>
-                <w:rFonts w:ascii="Arial" w:eastAsia="Times New Roman" w:hAnsi="Arial" w:cs="Arial"/>
-                <w:b/>
-                <w:sz w:val="20"/>
-                <w:szCs w:val="20"/>
-              </w:rPr>
-              <w:t xml:space="preserve">prašome nurodyti, ar Pasiūlyme yra konfidencialios informacijos ir kokia Pasiūlyme nurodyta informacija yra </w:t>
-            </w:r>
-            <w:r>
-              <w:rPr>
-                <w:rFonts w:ascii="Arial" w:eastAsia="Times New Roman" w:hAnsi="Arial" w:cs="Arial"/>
-                <w:b/>
+              <w:t xml:space="preserve">Siekiant užtikrinti, kad laimėjusių Dalyvių pasiūlymuose esančios informacijos paskelbimas neprieštarautų teisės aktų reikalavimams, teisėtiems </w:t>
+            </w:r>
+            <w:r>
+              <w:rPr>
+                <w:rFonts w:ascii="Arial" w:eastAsia="Times New Roman" w:hAnsi="Arial" w:cs="Arial"/>
                 <w:sz w:val="20"/>
                 <w:szCs w:val="20"/>
               </w:rPr>
               <w:lastRenderedPageBreak/>
-              <w:t>konfidenciali bei pateikti konfidencialumą įrodančius dokumentus</w:t>
+              <w:t xml:space="preserve">Tiekėjų interesams arba netrukdytų laisvai konkuruoti tarpusavyje, </w:t>
+            </w:r>
+            <w:r>
+              <w:rPr>
+                <w:rFonts w:ascii="Arial" w:eastAsia="Times New Roman" w:hAnsi="Arial" w:cs="Arial"/>
+                <w:b/>
+                <w:sz w:val="20"/>
+                <w:szCs w:val="20"/>
+              </w:rPr>
+              <w:t>prašome nurodyti, ar Pasiūlyme yra konfidencialios informacijos ir kokia Pasiūlyme nurodyta informacija yra konfidenciali bei pateikti konfidencialumą įrodančius dokumentus</w:t>
             </w:r>
             <w:r>
               <w:rPr>
@@ -2111,7 +2098,17 @@
                 <w:lang w:val="en-US"/>
               </w:rPr>
               <w:lastRenderedPageBreak/>
-              <w:t xml:space="preserve">To ensure that the publication of the information contained in the Tenders of the Winning Tenderers does not violate the requirements of legal acts, legitimate interests of the Suppliers or impede free competition, </w:t>
+              <w:t xml:space="preserve">To ensure that the publication of the information contained in the Tenders of the Winning Tenderers does not violate the requirements of legal acts, </w:t>
+            </w:r>
+            <w:r>
+              <w:rPr>
+                <w:rFonts w:ascii="Arial" w:eastAsia="Times New Roman" w:hAnsi="Arial" w:cs="Arial"/>
+                <w:sz w:val="20"/>
+                <w:szCs w:val="20"/>
+                <w:lang w:val="en-US"/>
+              </w:rPr>
+              <w:lastRenderedPageBreak/>
+              <w:t xml:space="preserve">legitimate interests of the Suppliers or impede free competition, </w:t>
             </w:r>
             <w:r>
               <w:rPr>
@@ -2122,19 +2119,7 @@
                 <w:szCs w:val="20"/>
                 <w:lang w:val="en-US"/>
               </w:rPr>
-              <w:t xml:space="preserve">please indicate whether the Tender </w:t>
-            </w:r>
-            <w:r>
-              <w:rPr>
-                <w:rFonts w:ascii="Arial" w:eastAsia="Times New Roman" w:hAnsi="Arial" w:cs="Arial"/>
-                <w:b/>
-                <w:bCs/>
-                <w:sz w:val="20"/>
-                <w:szCs w:val="20"/>
-                <w:lang w:val="en-US"/>
-              </w:rPr>
-              <w:lastRenderedPageBreak/>
-              <w:t>contains confidential information and provide documents proving confidentiality</w:t>
+              <w:t>please indicate whether the Tender contains confidential information and provide documents proving confidentiality</w:t>
             </w:r>
             <w:r>
               <w:rPr>
@@ -4393,6 +4378,9 @@
       </w:pPr>
     </w:p>
     <w:sectPr>
+      <w:footerReference w:type="default" r:id="rId7"/>
+      <w:headerReference w:type="first" r:id="rId8"/>
+      <w:footerReference w:type="first" r:id="rId9"/>
       <w:pgSz w:w="11906" w:h="16838" w:code="9"/>
       <w:pgMar w:top="1134" w:right="567" w:bottom="1134" w:left="1701" w:header="170" w:footer="714" w:gutter="0"/>
       <w:cols w:space="708"/>
@@ -4426,6 +4414,155 @@
     </w:p>
   </w:endnote>
 </w:endnotes>
+</file>
+
+<file path=word/footer1.xml><?xml version="1.0" encoding="utf-8"?>
+<w:ftr xmlns:wpc="http://schemas.microsoft.com/office/word/2010/wordprocessingCanvas" xmlns:cx="http://schemas.microsoft.com/office/drawing/2014/chartex" xmlns:cx1="http://schemas.microsoft.com/office/drawing/2015/9/8/chartex" xmlns:cx2="http://schemas.microsoft.com/office/drawing/2015/10/21/chartex" xmlns:cx3="http://schemas.microsoft.com/office/drawing/2016/5/9/chartex" xmlns:cx4="http://schemas.microsoft.com/office/drawing/2016/5/10/chartex" xmlns:cx5="http://schemas.microsoft.com/office/drawing/2016/5/11/chartex" xmlns:cx6="http://schemas.microsoft.com/office/drawing/2016/5/12/chartex" xmlns:cx7="http://schemas.microsoft.com/office/drawing/2016/5/13/chartex" xmlns:cx8="http://schemas.microsoft.com/office/drawing/2016/5/14/chartex" xmlns:mc="http://schemas.openxmlformats.org/markup-compatibility/2006" xmlns:aink="http://schemas.microsoft.com/office/drawing/2016/ink" xmlns:am3d="http://schemas.microsoft.com/office/drawing/2017/model3d" xmlns:o="urn:schemas-microsoft-com:office:office" xmlns:oel="http://schemas.microsoft.com/office/2019/extlst" xmlns:r="http://schemas.openxmlformats.org/officeDocument/2006/relationships" xmlns:m="http://schemas.openxmlformats.org/officeDocument/2006/math" xmlns:v="urn:schemas-microsoft-com:vml" xmlns:wp14="http://schemas.microsoft.com/office/word/2010/wordprocessingDrawing" xmlns:wp="http://schemas.openxmlformats.org/drawingml/2006/wordprocessingDrawing" xmlns:w10="urn:schemas-microsoft-com:office:word" xmlns:w="http://schemas.openxmlformats.org/wordprocessingml/2006/main" xmlns:w14="http://schemas.microsoft.com/office/word/2010/wordml" xmlns:w15="http://schemas.microsoft.com/office/word/2012/wordml" xmlns:w16cex="http://schemas.microsoft.com/office/word/2018/wordml/cex" xmlns:w16cid="http://schemas.microsoft.com/office/word/2016/wordml/cid" xmlns:w16="http://schemas.microsoft.com/office/word/2018/wordml" xmlns:w16du="http://schemas.microsoft.com/office/word/2023/wordml/word16du" xmlns:w16sdtdh="http://schemas.microsoft.com/office/word/2020/wordml/sdtdatahash" xmlns:w16sdtfl="http://schemas.microsoft.com/office/word/2024/wordml/sdtformatlock" xmlns:w16se="http://schemas.microsoft.com/office/word/2015/wordml/symex" xmlns:wpg="http://schemas.microsoft.com/office/word/2010/wordprocessingGroup" xmlns:wpi="http://schemas.microsoft.com/office/word/2010/wordprocessingInk" xmlns:wne="http://schemas.microsoft.com/office/word/2006/wordml" xmlns:wps="http://schemas.microsoft.com/office/word/2010/wordprocessingShape" mc:Ignorable="w14 w15 w16se w16cid w16 w16cex w16sdtdh w16sdtfl w16du wp14">
+  <w:sdt>
+    <w:sdtPr>
+      <w:rPr>
+        <w:rFonts w:ascii="Arial" w:hAnsi="Arial" w:cs="Arial"/>
+        <w:sz w:val="20"/>
+        <w:szCs w:val="20"/>
+      </w:rPr>
+      <w:id w:val="711305669"/>
+      <w:docPartObj>
+        <w:docPartGallery w:val="Page Numbers (Bottom of Page)"/>
+        <w:docPartUnique/>
+      </w:docPartObj>
+    </w:sdtPr>
+    <w:sdtContent>
+      <w:p>
+        <w:pPr>
+          <w:pStyle w:val="Footer"/>
+          <w:jc w:val="right"/>
+          <w:rPr>
+            <w:rFonts w:ascii="Arial" w:hAnsi="Arial" w:cs="Arial"/>
+            <w:sz w:val="20"/>
+            <w:szCs w:val="20"/>
+          </w:rPr>
+        </w:pPr>
+        <w:r>
+          <w:rPr>
+            <w:rFonts w:ascii="Arial" w:hAnsi="Arial" w:cs="Arial"/>
+            <w:sz w:val="20"/>
+            <w:szCs w:val="20"/>
+          </w:rPr>
+          <w:fldChar w:fldCharType="begin"/>
+        </w:r>
+        <w:r>
+          <w:rPr>
+            <w:rFonts w:ascii="Arial" w:hAnsi="Arial" w:cs="Arial"/>
+            <w:sz w:val="20"/>
+            <w:szCs w:val="20"/>
+          </w:rPr>
+          <w:instrText>PAGE   \* MERGEFORMAT</w:instrText>
+        </w:r>
+        <w:r>
+          <w:rPr>
+            <w:rFonts w:ascii="Arial" w:hAnsi="Arial" w:cs="Arial"/>
+            <w:sz w:val="20"/>
+            <w:szCs w:val="20"/>
+          </w:rPr>
+          <w:fldChar w:fldCharType="separate"/>
+        </w:r>
+        <w:r>
+          <w:rPr>
+            <w:rFonts w:ascii="Arial" w:hAnsi="Arial" w:cs="Arial"/>
+            <w:sz w:val="20"/>
+            <w:szCs w:val="20"/>
+          </w:rPr>
+          <w:t>2</w:t>
+        </w:r>
+        <w:r>
+          <w:rPr>
+            <w:rFonts w:ascii="Arial" w:hAnsi="Arial" w:cs="Arial"/>
+            <w:sz w:val="20"/>
+            <w:szCs w:val="20"/>
+          </w:rPr>
+          <w:fldChar w:fldCharType="end"/>
+        </w:r>
+      </w:p>
+    </w:sdtContent>
+  </w:sdt>
+  <w:p>
+    <w:pPr>
+      <w:pStyle w:val="Footer"/>
+      <w:jc w:val="center"/>
+      <w:rPr>
+        <w:sz w:val="18"/>
+        <w:szCs w:val="18"/>
+      </w:rPr>
+    </w:pPr>
+  </w:p>
+</w:ftr>
+</file>
+
+<file path=word/footer2.xml><?xml version="1.0" encoding="utf-8"?>
+<w:ftr xmlns:wpc="http://schemas.microsoft.com/office/word/2010/wordprocessingCanvas" xmlns:cx="http://schemas.microsoft.com/office/drawing/2014/chartex" xmlns:cx1="http://schemas.microsoft.com/office/drawing/2015/9/8/chartex" xmlns:cx2="http://schemas.microsoft.com/office/drawing/2015/10/21/chartex" xmlns:cx3="http://schemas.microsoft.com/office/drawing/2016/5/9/chartex" xmlns:cx4="http://schemas.microsoft.com/office/drawing/2016/5/10/chartex" xmlns:cx5="http://schemas.microsoft.com/office/drawing/2016/5/11/chartex" xmlns:cx6="http://schemas.microsoft.com/office/drawing/2016/5/12/chartex" xmlns:cx7="http://schemas.microsoft.com/office/drawing/2016/5/13/chartex" xmlns:cx8="http://schemas.microsoft.com/office/drawing/2016/5/14/chartex" xmlns:mc="http://schemas.openxmlformats.org/markup-compatibility/2006" xmlns:aink="http://schemas.microsoft.com/office/drawing/2016/ink" xmlns:am3d="http://schemas.microsoft.com/office/drawing/2017/model3d" xmlns:o="urn:schemas-microsoft-com:office:office" xmlns:oel="http://schemas.microsoft.com/office/2019/extlst" xmlns:r="http://schemas.openxmlformats.org/officeDocument/2006/relationships" xmlns:m="http://schemas.openxmlformats.org/officeDocument/2006/math" xmlns:v="urn:schemas-microsoft-com:vml" xmlns:wp14="http://schemas.microsoft.com/office/word/2010/wordprocessingDrawing" xmlns:wp="http://schemas.openxmlformats.org/drawingml/2006/wordprocessingDrawing" xmlns:w10="urn:schemas-microsoft-com:office:word" xmlns:w="http://schemas.openxmlformats.org/wordprocessingml/2006/main" xmlns:w14="http://schemas.microsoft.com/office/word/2010/wordml" xmlns:w15="http://schemas.microsoft.com/office/word/2012/wordml" xmlns:w16cex="http://schemas.microsoft.com/office/word/2018/wordml/cex" xmlns:w16cid="http://schemas.microsoft.com/office/word/2016/wordml/cid" xmlns:w16="http://schemas.microsoft.com/office/word/2018/wordml" xmlns:w16du="http://schemas.microsoft.com/office/word/2023/wordml/word16du" xmlns:w16sdtdh="http://schemas.microsoft.com/office/word/2020/wordml/sdtdatahash" xmlns:w16sdtfl="http://schemas.microsoft.com/office/word/2024/wordml/sdtformatlock" xmlns:w16se="http://schemas.microsoft.com/office/word/2015/wordml/symex" xmlns:wpg="http://schemas.microsoft.com/office/word/2010/wordprocessingGroup" xmlns:wpi="http://schemas.microsoft.com/office/word/2010/wordprocessingInk" xmlns:wne="http://schemas.microsoft.com/office/word/2006/wordml" xmlns:wps="http://schemas.microsoft.com/office/word/2010/wordprocessingShape" mc:Ignorable="w14 w15 w16se w16cid w16 w16cex w16sdtdh w16sdtfl w16du wp14">
+  <w:sdt>
+    <w:sdtPr>
+      <w:id w:val="-1938367131"/>
+      <w:docPartObj>
+        <w:docPartGallery w:val="Page Numbers (Bottom of Page)"/>
+        <w:docPartUnique/>
+      </w:docPartObj>
+    </w:sdtPr>
+    <w:sdtContent>
+      <w:p>
+        <w:pPr>
+          <w:pStyle w:val="Footer"/>
+          <w:jc w:val="right"/>
+        </w:pPr>
+        <w:r>
+          <w:rPr>
+            <w:rFonts w:ascii="Arial" w:hAnsi="Arial" w:cs="Arial"/>
+            <w:sz w:val="20"/>
+            <w:szCs w:val="20"/>
+          </w:rPr>
+          <w:fldChar w:fldCharType="begin"/>
+        </w:r>
+        <w:r>
+          <w:rPr>
+            <w:rFonts w:ascii="Arial" w:hAnsi="Arial" w:cs="Arial"/>
+            <w:sz w:val="20"/>
+            <w:szCs w:val="20"/>
+          </w:rPr>
+          <w:instrText>PAGE   \* MERGEFORMAT</w:instrText>
+        </w:r>
+        <w:r>
+          <w:rPr>
+            <w:rFonts w:ascii="Arial" w:hAnsi="Arial" w:cs="Arial"/>
+            <w:sz w:val="20"/>
+            <w:szCs w:val="20"/>
+          </w:rPr>
+          <w:fldChar w:fldCharType="separate"/>
+        </w:r>
+        <w:r>
+          <w:rPr>
+            <w:rFonts w:ascii="Arial" w:hAnsi="Arial" w:cs="Arial"/>
+            <w:sz w:val="20"/>
+            <w:szCs w:val="20"/>
+          </w:rPr>
+          <w:t>2</w:t>
+        </w:r>
+        <w:r>
+          <w:rPr>
+            <w:rFonts w:ascii="Arial" w:hAnsi="Arial" w:cs="Arial"/>
+            <w:sz w:val="20"/>
+            <w:szCs w:val="20"/>
+          </w:rPr>
+          <w:fldChar w:fldCharType="end"/>
+        </w:r>
+      </w:p>
+    </w:sdtContent>
+  </w:sdt>
+  <w:p>
+    <w:pPr>
+      <w:pStyle w:val="Footer"/>
+    </w:pPr>
+  </w:p>
+</w:ftr>
 </file>
 
 <file path=word/footnotes.xml><?xml version="1.0" encoding="utf-8"?>
@@ -4971,7 +5108,55 @@
           <w:u w:val="single"/>
           <w:lang w:val="en-US"/>
         </w:rPr>
-        <w:t xml:space="preserve">In the case of Table no. 2 or its individual lines are not filled in, the Contracting Entity will consider that the information of the Tender or the relevant part thereof is not considered confidential. </w:t>
+        <w:t xml:space="preserve">In the case of Table no. 2 </w:t>
+      </w:r>
+      <w:proofErr w:type="gramStart"/>
+      <w:r>
+        <w:rPr>
+          <w:rFonts w:ascii="Trebuchet MS" w:hAnsi="Trebuchet MS" w:cs="Arial"/>
+          <w:b/>
+          <w:sz w:val="16"/>
+          <w:szCs w:val="16"/>
+          <w:u w:val="single"/>
+          <w:lang w:val="en-US"/>
+        </w:rPr>
+        <w:t>or</w:t>
+      </w:r>
+      <w:proofErr w:type="gramEnd"/>
+      <w:r>
+        <w:rPr>
+          <w:rFonts w:ascii="Trebuchet MS" w:hAnsi="Trebuchet MS" w:cs="Arial"/>
+          <w:b/>
+          <w:sz w:val="16"/>
+          <w:szCs w:val="16"/>
+          <w:u w:val="single"/>
+          <w:lang w:val="en-US"/>
+        </w:rPr>
+        <w:t xml:space="preserve"> its individual lines are not filled in, the Contracting Entity will consider that the information </w:t>
+      </w:r>
+      <w:proofErr w:type="gramStart"/>
+      <w:r>
+        <w:rPr>
+          <w:rFonts w:ascii="Trebuchet MS" w:hAnsi="Trebuchet MS" w:cs="Arial"/>
+          <w:b/>
+          <w:sz w:val="16"/>
+          <w:szCs w:val="16"/>
+          <w:u w:val="single"/>
+          <w:lang w:val="en-US"/>
+        </w:rPr>
+        <w:t>of</w:t>
+      </w:r>
+      <w:proofErr w:type="gramEnd"/>
+      <w:r>
+        <w:rPr>
+          <w:rFonts w:ascii="Trebuchet MS" w:hAnsi="Trebuchet MS" w:cs="Arial"/>
+          <w:b/>
+          <w:sz w:val="16"/>
+          <w:szCs w:val="16"/>
+          <w:u w:val="single"/>
+          <w:lang w:val="en-US"/>
+        </w:rPr>
+        <w:t xml:space="preserve"> the Tender or the relevant part thereof is not considered confidential. </w:t>
       </w:r>
     </w:p>
   </w:footnote>
@@ -5001,7 +5186,15 @@
           <w:sz w:val="16"/>
           <w:szCs w:val="16"/>
         </w:rPr>
-        <w:t xml:space="preserve"> Atskiri dokumentai ar šiuose dokumentuose pateikiama informacija gali būti nurodoma atskirose eilutėse, atsižvelgiant į informacijos konfidencialumą.</w:t>
+        <w:t xml:space="preserve"> </w:t>
+      </w:r>
+      <w:r>
+        <w:rPr>
+          <w:rFonts w:ascii="Arial" w:hAnsi="Arial" w:cs="Arial"/>
+          <w:sz w:val="16"/>
+          <w:szCs w:val="16"/>
+        </w:rPr>
+        <w:t>Atskiri dokumentai ar šiuose dokumentuose pateikiama informacija gali būti nurodoma atskirose eilutėse, atsižvelgiant į informacijos konfidencialumą.</w:t>
       </w:r>
     </w:p>
   </w:footnote>
@@ -5190,6 +5383,79 @@
     </w:p>
   </w:footnote>
 </w:footnotes>
+</file>
+
+<file path=word/header1.xml><?xml version="1.0" encoding="utf-8"?>
+<w:hdr xmlns:wpc="http://schemas.microsoft.com/office/word/2010/wordprocessingCanvas" xmlns:cx="http://schemas.microsoft.com/office/drawing/2014/chartex" xmlns:cx1="http://schemas.microsoft.com/office/drawing/2015/9/8/chartex" xmlns:cx2="http://schemas.microsoft.com/office/drawing/2015/10/21/chartex" xmlns:cx3="http://schemas.microsoft.com/office/drawing/2016/5/9/chartex" xmlns:cx4="http://schemas.microsoft.com/office/drawing/2016/5/10/chartex" xmlns:cx5="http://schemas.microsoft.com/office/drawing/2016/5/11/chartex" xmlns:cx6="http://schemas.microsoft.com/office/drawing/2016/5/12/chartex" xmlns:cx7="http://schemas.microsoft.com/office/drawing/2016/5/13/chartex" xmlns:cx8="http://schemas.microsoft.com/office/drawing/2016/5/14/chartex" xmlns:mc="http://schemas.openxmlformats.org/markup-compatibility/2006" xmlns:aink="http://schemas.microsoft.com/office/drawing/2016/ink" xmlns:am3d="http://schemas.microsoft.com/office/drawing/2017/model3d" xmlns:o="urn:schemas-microsoft-com:office:office" xmlns:oel="http://schemas.microsoft.com/office/2019/extlst" xmlns:r="http://schemas.openxmlformats.org/officeDocument/2006/relationships" xmlns:m="http://schemas.openxmlformats.org/officeDocument/2006/math" xmlns:v="urn:schemas-microsoft-com:vml" xmlns:wp14="http://schemas.microsoft.com/office/word/2010/wordprocessingDrawing" xmlns:wp="http://schemas.openxmlformats.org/drawingml/2006/wordprocessingDrawing" xmlns:w10="urn:schemas-microsoft-com:office:word" xmlns:w="http://schemas.openxmlformats.org/wordprocessingml/2006/main" xmlns:w14="http://schemas.microsoft.com/office/word/2010/wordml" xmlns:w15="http://schemas.microsoft.com/office/word/2012/wordml" xmlns:w16cex="http://schemas.microsoft.com/office/word/2018/wordml/cex" xmlns:w16cid="http://schemas.microsoft.com/office/word/2016/wordml/cid" xmlns:w16="http://schemas.microsoft.com/office/word/2018/wordml" xmlns:w16du="http://schemas.microsoft.com/office/word/2023/wordml/word16du" xmlns:w16sdtdh="http://schemas.microsoft.com/office/word/2020/wordml/sdtdatahash" xmlns:w16sdtfl="http://schemas.microsoft.com/office/word/2024/wordml/sdtformatlock" xmlns:w16se="http://schemas.microsoft.com/office/word/2015/wordml/symex" xmlns:wpg="http://schemas.microsoft.com/office/word/2010/wordprocessingGroup" xmlns:wpi="http://schemas.microsoft.com/office/word/2010/wordprocessingInk" xmlns:wne="http://schemas.microsoft.com/office/word/2006/wordml" xmlns:wps="http://schemas.microsoft.com/office/word/2010/wordprocessingShape" mc:Ignorable="w14 w15 w16se w16cid w16 w16cex w16sdtdh w16sdtfl w16du wp14">
+  <w:p>
+    <w:pPr>
+      <w:pStyle w:val="Header"/>
+      <w:jc w:val="center"/>
+    </w:pPr>
+  </w:p>
+  <w:p>
+    <w:pPr>
+      <w:pStyle w:val="Header"/>
+      <w:jc w:val="center"/>
+    </w:pPr>
+  </w:p>
+  <w:p>
+    <w:pPr>
+      <w:pStyle w:val="Header"/>
+      <w:jc w:val="center"/>
+    </w:pPr>
+    <w:r>
+      <w:rPr>
+        <w:noProof/>
+      </w:rPr>
+      <w:drawing>
+        <wp:inline distT="0" distB="0" distL="0" distR="0" wp14:anchorId="5172553D" wp14:editId="2A3CE8E4">
+          <wp:extent cx="612250" cy="911232"/>
+          <wp:effectExtent l="0" t="0" r="0" b="3175"/>
+          <wp:docPr id="3" name="Picture 3" descr="A black and white logo&#10;&#10;Description automatically generated with low confidence"/>
+          <wp:cNvGraphicFramePr>
+            <a:graphicFrameLocks xmlns:a="http://schemas.openxmlformats.org/drawingml/2006/main" noChangeAspect="1"/>
+          </wp:cNvGraphicFramePr>
+          <a:graphic xmlns:a="http://schemas.openxmlformats.org/drawingml/2006/main">
+            <a:graphicData uri="http://schemas.openxmlformats.org/drawingml/2006/picture">
+              <pic:pic xmlns:pic="http://schemas.openxmlformats.org/drawingml/2006/picture">
+                <pic:nvPicPr>
+                  <pic:cNvPr id="3" name="Picture 3" descr="A black and white logo&#10;&#10;Description automatically generated with low confidence"/>
+                  <pic:cNvPicPr>
+                    <a:picLocks noChangeAspect="1" noChangeArrowheads="1"/>
+                  </pic:cNvPicPr>
+                </pic:nvPicPr>
+                <pic:blipFill>
+                  <a:blip r:embed="rId1">
+                    <a:extLst>
+                      <a:ext uri="{28A0092B-C50C-407E-A947-70E740481C1C}">
+                        <a14:useLocalDpi xmlns:a14="http://schemas.microsoft.com/office/drawing/2010/main" val="0"/>
+                      </a:ext>
+                    </a:extLst>
+                  </a:blip>
+                  <a:srcRect/>
+                  <a:stretch>
+                    <a:fillRect/>
+                  </a:stretch>
+                </pic:blipFill>
+                <pic:spPr bwMode="auto">
+                  <a:xfrm>
+                    <a:off x="0" y="0"/>
+                    <a:ext cx="615307" cy="915781"/>
+                  </a:xfrm>
+                  <a:prstGeom prst="rect">
+                    <a:avLst/>
+                  </a:prstGeom>
+                  <a:noFill/>
+                </pic:spPr>
+              </pic:pic>
+            </a:graphicData>
+          </a:graphic>
+        </wp:inline>
+      </w:drawing>
+    </w:r>
+  </w:p>
+</w:hdr>
 </file>
 
 <file path=word/numbering.xml><?xml version="1.0" encoding="utf-8"?>
@@ -6344,7 +6610,7 @@
   <w:font w:name="Trebuchet MS">
     <w:altName w:val="Trebuchet MS"/>
     <w:panose1 w:val="020B0603020202020204"/>
-    <w:charset w:val="BA"/>
+    <w:charset w:val="00"/>
     <w:family w:val="swiss"/>
     <w:pitch w:val="variable"/>
     <w:sig w:usb0="00000687" w:usb1="00000000" w:usb2="00000000" w:usb3="00000000" w:csb0="0000009F" w:csb1="00000000"/>
@@ -6384,7 +6650,7 @@
     <w:rsidRoot w:val="00F45474"/>
     <w:rsid w:val="00015983"/>
     <w:rsid w:val="00016945"/>
-    <w:rsid w:val="00044209"/>
+    <w:rsid w:val="0009575F"/>
     <w:rsid w:val="000A2EC0"/>
     <w:rsid w:val="001B1EF8"/>
     <w:rsid w:val="00251C66"/>
@@ -6399,7 +6665,6 @@
     <w:rsid w:val="00827386"/>
     <w:rsid w:val="008F7C21"/>
     <w:rsid w:val="009525C7"/>
-    <w:rsid w:val="009F04B9"/>
     <w:rsid w:val="00B4297B"/>
     <w:rsid w:val="00BC770C"/>
     <w:rsid w:val="00D20BEE"/>
@@ -6409,6 +6674,7 @@
     <w:rsid w:val="00EC48E4"/>
     <w:rsid w:val="00ED1C3D"/>
     <w:rsid w:val="00F45474"/>
+    <w:rsid w:val="00F849DD"/>
   </w:rsids>
   <m:mathPr>
     <m:mathFont m:val="Cambria Math"/>

--- a/PP-salygos/templates/PRIEDAI_LTEN_KONFINFO.docx
+++ b/PP-salygos/templates/PRIEDAI_LTEN_KONFINFO.docx
@@ -1181,7 +1181,7 @@
                 <w:sz w:val="20"/>
                 <w:szCs w:val="20"/>
               </w:rPr>
-              <w:t>Tiekėjo EBVPD  ir pagrindžiantys dokumentai</w:t>
+              <w:t>Tiekėjo EBVPD ir pagrindžiantys dokumentai</w:t>
             </w:r>
             <w:r>
               <w:rPr>
@@ -2585,7 +2585,7 @@
                 <w:b/>
                 <w:bCs/>
               </w:rPr>
-              <w:t>Nuoroda į konfidencialią informaciją dokumente  (pildyti</w:t>
+              <w:t>Nuoroda į konfidencialią informaciją dokumente (pildyti</w:t>
             </w:r>
             <w:r>
               <w:rPr>
@@ -4094,7 +4094,7 @@
                 <w:szCs w:val="20"/>
                 <w:lang w:val="en-US"/>
               </w:rPr>
-              <w:t>I confirm that the information provided is correct and I understand that failure to indicate that the information contained in the Application / Tender is confidential or failure to provide evidence of confidentiality or in case providing inadequate justification / evidence, it will be considered that  the information constituting the Application / Tender is non-confidential, except the information, disclosure of which is not possible in accordance with the Law on the Legal Protection of Personal Data of the Republic of Lithuania.</w:t>
+              <w:t>I confirm that the information provided is correct and I understand that failure to indicate that the information contained in the Application / Tender is confidential or failure to provide evidence of confidentiality or in case providing inadequate justification / evidence, it will be considered that the information constituting the Application / Tender is non-confidential, except the information, disclosure of which is not possible in accordance with the Law on the Legal Protection of Personal Data of the Republic of Lithuania.</w:t>
             </w:r>
           </w:p>
         </w:tc>

--- a/PP-salygos/templates/PRIEDAI_LTEN_KONFINFO.docx
+++ b/PP-salygos/templates/PRIEDAI_LTEN_KONFINFO.docx
@@ -1325,7 +1325,7 @@
                 <w:szCs w:val="20"/>
                 <w:lang w:val="en-US"/>
               </w:rPr>
-              <w:t xml:space="preserve"> in accordance with Article 32 (2) of the LP, PPO and case law, that states that the Supplier's data on the existence / absence of grounds for exclusion, the qualification data on which the supplier relies on in order to win the public procurement, cannot be considered confidential, except for such qualification documents, the disclosure of which would violate the Supplier's obligations under contracts with third parties (Article 32 (2) point 3 the LP) or disclosure of information is not possible under the Law on the Legal Protection of Personal Data.</w:t>
+              <w:t xml:space="preserve"> in accordance with Article 32 (2) of the LP, PPO and case law, that states that the Supplier's data on the existence / absence of grounds for exclusion, the qualification data on which the supplier relies in order to win the public procurement, cannot be considered confidential, except for such qualification documents, the disclosure of which would violate the Supplier's obligations under contracts with third parties (Article 32 (2) point 3 the LP) or disclosure of information is not possible under the Law on the Legal Protection of Personal Data.</w:t>
             </w:r>
           </w:p>
         </w:tc>
